--- a/zhs/docx/030.content.docx
+++ b/zhs/docx/030.content.docx
@@ -218,54 +218,36 @@
         </w:rPr>
         <w:t>是</w:t>
       </w:r>
-      <w:hyperlink r:id="rId13">
-        <w:r>
-          <w:rPr>
-            <w:lang w:val="zh_CN" w:bidi="zh_CN"/>
-          </w:rPr>
-          <w:rPr>
-            <w:color w:val="0000EE"/>
-            <w:u w:val="single"/>
-          </w:rPr>
-          <w:t>以色列</w:t>
-        </w:r>
-      </w:hyperlink>
+      <w:r>
+        <w:rPr>
+          <w:lang w:val="zh_CN" w:bidi="zh_CN"/>
+        </w:rPr>
+        <w:t>以色列</w:t>
+      </w:r>
       <w:r>
         <w:rPr>
           <w:lang w:val="zh_CN" w:bidi="zh_CN"/>
         </w:rPr>
         <w:t>北部一个地区的名称。耶稣在加利利长大，并在加利利做了大部分的传道工作。耶稣的大多数</w:t>
       </w:r>
-      <w:hyperlink r:id="rId14">
-        <w:r>
-          <w:rPr>
-            <w:lang w:val="zh_CN" w:bidi="zh_CN"/>
-          </w:rPr>
-          <w:rPr>
-            <w:color w:val="0000EE"/>
-            <w:u w:val="single"/>
-          </w:rPr>
-          <w:t>门徒</w:t>
-        </w:r>
-      </w:hyperlink>
+      <w:r>
+        <w:rPr>
+          <w:lang w:val="zh_CN" w:bidi="zh_CN"/>
+        </w:rPr>
+        <w:t>门徒</w:t>
+      </w:r>
       <w:r>
         <w:rPr>
           <w:lang w:val="zh_CN" w:bidi="zh_CN"/>
         </w:rPr>
         <w:t>来自加利利。加利利的大部分地区都是丘陵地形，山脉较低。加利利的东边或右边有一个大湖，被称为</w:t>
       </w:r>
-      <w:hyperlink r:id="rId15">
-        <w:r>
-          <w:rPr>
-            <w:lang w:val="zh_CN" w:bidi="zh_CN"/>
-          </w:rPr>
-          <w:rPr>
-            <w:color w:val="0000EE"/>
-            <w:u w:val="single"/>
-          </w:rPr>
-          <w:t>加利利海</w:t>
-        </w:r>
-      </w:hyperlink>
+      <w:r>
+        <w:rPr>
+          <w:lang w:val="zh_CN" w:bidi="zh_CN"/>
+        </w:rPr>
+        <w:t>加利利海</w:t>
+      </w:r>
       <w:r>
         <w:rPr>
           <w:lang w:val="zh_CN" w:bidi="zh_CN"/>
@@ -312,41 +294,17 @@
         </w:rPr>
         <w:t>在耶稣时代，以色列不是一个独立的</w:t>
       </w:r>
-      <w:hyperlink r:id="rId16">
-        <w:r>
-          <w:rPr>
-            <w:lang w:val="zh_CN" w:bidi="zh_CN"/>
-          </w:rPr>
-          <w:rPr>
-            <w:color w:val="0000EE"/>
-            <w:u w:val="single"/>
-          </w:rPr>
-          <w:t>国</w:t>
-        </w:r>
-      </w:hyperlink>
-      <w:r>
-        <w:rPr>
-          <w:lang w:val="zh_CN" w:bidi="zh_CN"/>
-        </w:rPr>
-        <w:t>。</w:t>
-      </w:r>
-      <w:hyperlink r:id="rId17">
-        <w:r>
-          <w:rPr>
-            <w:lang w:val="zh_CN" w:bidi="zh_CN"/>
-          </w:rPr>
-          <w:rPr>
-            <w:color w:val="0000EE"/>
-            <w:u w:val="single"/>
-          </w:rPr>
-          <w:t>以色列人</w:t>
-        </w:r>
-      </w:hyperlink>
-      <w:r>
-        <w:rPr>
-          <w:lang w:val="zh_CN" w:bidi="zh_CN"/>
-        </w:rPr>
-        <w:t>被罗马人统治。罗马人将以色列分成几个地区或省。当耶稣在世时，加利利由罗马政府任命的统治者安提帕统治。安提帕是希律王的儿子，当耶稣还是婴儿时，希律王曾试图杀死耶稣。安提帕的兄弟是那个吩咐把耶稣钉十字架的希律。</w:t>
+      <w:r>
+        <w:rPr>
+          <w:lang w:val="zh_CN" w:bidi="zh_CN"/>
+        </w:rPr>
+        <w:t>国</w:t>
+      </w:r>
+      <w:r>
+        <w:rPr>
+          <w:lang w:val="zh_CN" w:bidi="zh_CN"/>
+        </w:rPr>
+        <w:t>。以色列人被罗马人统治。罗马人将以色列分成几个地区或省。当耶稣在世时，加利利由罗马政府任命的统治者安提帕统治。安提帕是希律王的儿子，当耶稣还是婴儿时，希律王曾试图杀死耶稣。安提帕的兄弟是那个吩咐把耶稣钉十字架的希律。</w:t>
       </w:r>
     </w:p>
     <w:p>
@@ -362,90 +320,48 @@
         </w:rPr>
         <w:t>以色列的其它省份是</w:t>
       </w:r>
-      <w:hyperlink r:id="rId18">
-        <w:r>
-          <w:rPr>
-            <w:lang w:val="zh_CN" w:bidi="zh_CN"/>
-          </w:rPr>
-          <w:rPr>
-            <w:color w:val="0000EE"/>
-            <w:u w:val="single"/>
-          </w:rPr>
-          <w:t>犹大</w:t>
-        </w:r>
-      </w:hyperlink>
-      <w:r>
-        <w:rPr>
-          <w:lang w:val="zh_CN" w:bidi="zh_CN"/>
-        </w:rPr>
-        <w:t>和</w:t>
-      </w:r>
-      <w:hyperlink r:id="rId19">
-        <w:r>
-          <w:rPr>
-            <w:lang w:val="zh_CN" w:bidi="zh_CN"/>
-          </w:rPr>
-          <w:rPr>
-            <w:color w:val="0000EE"/>
-            <w:u w:val="single"/>
-          </w:rPr>
-          <w:t>撒马利亚</w:t>
-        </w:r>
-      </w:hyperlink>
-      <w:r>
-        <w:rPr>
-          <w:lang w:val="zh_CN" w:bidi="zh_CN"/>
-        </w:rPr>
-        <w:t>。加利利在北部，犹大在南部，撒马利亚在中部。犹大是最重要的城市</w:t>
-      </w:r>
-      <w:hyperlink r:id="rId20">
-        <w:r>
-          <w:rPr>
-            <w:lang w:val="zh_CN" w:bidi="zh_CN"/>
-          </w:rPr>
-          <w:rPr>
-            <w:color w:val="0000EE"/>
-            <w:u w:val="single"/>
-          </w:rPr>
-          <w:t>耶路撒冷</w:t>
-        </w:r>
-      </w:hyperlink>
+      <w:r>
+        <w:rPr>
+          <w:lang w:val="zh_CN" w:bidi="zh_CN"/>
+        </w:rPr>
+        <w:t>犹大</w:t>
+      </w:r>
+      <w:r>
+        <w:rPr>
+          <w:lang w:val="zh_CN" w:bidi="zh_CN"/>
+        </w:rPr>
+        <w:t>和撒马利亚。加利利在北部，犹大在南部，撒马利亚在中部。犹大是最重要的城市</w:t>
+      </w:r>
+      <w:r>
+        <w:rPr>
+          <w:lang w:val="zh_CN" w:bidi="zh_CN"/>
+        </w:rPr>
+        <w:t>耶路撒冷</w:t>
+      </w:r>
       <w:r>
         <w:rPr>
           <w:lang w:val="zh_CN" w:bidi="zh_CN"/>
         </w:rPr>
         <w:t>所在的地方，因此也是神的</w:t>
       </w:r>
-      <w:hyperlink r:id="rId21">
-        <w:r>
-          <w:rPr>
-            <w:lang w:val="zh_CN" w:bidi="zh_CN"/>
-          </w:rPr>
-          <w:rPr>
-            <w:color w:val="0000EE"/>
-            <w:u w:val="single"/>
-          </w:rPr>
-          <w:t>圣殿</w:t>
-        </w:r>
-      </w:hyperlink>
+      <w:r>
+        <w:rPr>
+          <w:lang w:val="zh_CN" w:bidi="zh_CN"/>
+        </w:rPr>
+        <w:t>圣殿</w:t>
+      </w:r>
       <w:r>
         <w:rPr>
           <w:lang w:val="zh_CN" w:bidi="zh_CN"/>
         </w:rPr>
         <w:t>所在的地方。犹大的人经常认为他们比加利利的人是更好的</w:t>
       </w:r>
-      <w:hyperlink r:id="rId22">
-        <w:r>
-          <w:rPr>
-            <w:lang w:val="zh_CN" w:bidi="zh_CN"/>
-          </w:rPr>
-          <w:rPr>
-            <w:color w:val="0000EE"/>
-            <w:u w:val="single"/>
-          </w:rPr>
-          <w:t>犹太人</w:t>
-        </w:r>
-      </w:hyperlink>
+      <w:r>
+        <w:rPr>
+          <w:lang w:val="zh_CN" w:bidi="zh_CN"/>
+        </w:rPr>
+        <w:t>犹太人</w:t>
+      </w:r>
       <w:r>
         <w:rPr>
           <w:lang w:val="zh_CN" w:bidi="zh_CN"/>
@@ -505,7 +421,7 @@
           <w:lang w:val="zh_CN" w:bidi="zh_CN"/>
         </w:rPr>
       </w:r>
-      <w:hyperlink r:id="rId23">
+      <w:hyperlink r:id="rId13">
         <w:r>
           <w:rPr>
             <w:lang w:val="zh_CN" w:bidi="zh_CN"/>
@@ -578,36 +494,24 @@
         </w:rPr>
         <w:t>是位于</w:t>
       </w:r>
-      <w:hyperlink r:id="rId13">
-        <w:r>
-          <w:rPr>
-            <w:lang w:val="zh_CN" w:bidi="zh_CN"/>
-          </w:rPr>
-          <w:rPr>
-            <w:color w:val="0000EE"/>
-            <w:u w:val="single"/>
-          </w:rPr>
-          <w:t>以色列</w:t>
-        </w:r>
-      </w:hyperlink>
+      <w:r>
+        <w:rPr>
+          <w:lang w:val="zh_CN" w:bidi="zh_CN"/>
+        </w:rPr>
+        <w:t>以色列</w:t>
+      </w:r>
       <w:r>
         <w:rPr>
           <w:lang w:val="zh_CN" w:bidi="zh_CN"/>
         </w:rPr>
         <w:t>北部的海，或湖。 在新约中，加利利海附近的地区被称为</w:t>
       </w:r>
-      <w:hyperlink r:id="rId24">
-        <w:r>
-          <w:rPr>
-            <w:lang w:val="zh_CN" w:bidi="zh_CN"/>
-          </w:rPr>
-          <w:rPr>
-            <w:color w:val="0000EE"/>
-            <w:u w:val="single"/>
-          </w:rPr>
-          <w:t>加利利</w:t>
-        </w:r>
-      </w:hyperlink>
+      <w:r>
+        <w:rPr>
+          <w:lang w:val="zh_CN" w:bidi="zh_CN"/>
+        </w:rPr>
+        <w:t>加利利</w:t>
+      </w:r>
       <w:r>
         <w:rPr>
           <w:lang w:val="zh_CN" w:bidi="zh_CN"/>
@@ -642,18 +546,12 @@
         </w:rPr>
         <w:t>加利利海约20公里长，10公里宽。 如果你想步行环绕湖一圈，可能需要一两天。 人们经常使用</w:t>
       </w:r>
-      <w:hyperlink r:id="rId25">
-        <w:r>
-          <w:rPr>
-            <w:lang w:val="zh_CN" w:bidi="zh_CN"/>
-          </w:rPr>
-          <w:rPr>
-            <w:color w:val="0000EE"/>
-            <w:u w:val="single"/>
-          </w:rPr>
-          <w:t>船</w:t>
-        </w:r>
-      </w:hyperlink>
+      <w:r>
+        <w:rPr>
+          <w:lang w:val="zh_CN" w:bidi="zh_CN"/>
+        </w:rPr>
+        <w:t>船</w:t>
+      </w:r>
       <w:r>
         <w:rPr>
           <w:lang w:val="zh_CN" w:bidi="zh_CN"/>
@@ -727,7 +625,7 @@
           <w:lang w:val="zh_CN" w:bidi="zh_CN"/>
         </w:rPr>
       </w:r>
-      <w:hyperlink r:id="rId23">
+      <w:hyperlink r:id="rId13">
         <w:r>
           <w:rPr>
             <w:lang w:val="zh_CN" w:bidi="zh_CN"/>
@@ -800,36 +698,24 @@
         </w:rPr>
         <w:t>是</w:t>
       </w:r>
-      <w:hyperlink r:id="rId24">
-        <w:r>
-          <w:rPr>
-            <w:lang w:val="zh_CN" w:bidi="zh_CN"/>
-          </w:rPr>
-          <w:rPr>
-            <w:color w:val="0000EE"/>
-            <w:u w:val="single"/>
-          </w:rPr>
-          <w:t>加利利</w:t>
-        </w:r>
-      </w:hyperlink>
+      <w:r>
+        <w:rPr>
+          <w:lang w:val="zh_CN" w:bidi="zh_CN"/>
+        </w:rPr>
+        <w:t>加利利</w:t>
+      </w:r>
       <w:r>
         <w:rPr>
           <w:lang w:val="zh_CN" w:bidi="zh_CN"/>
         </w:rPr>
         <w:t>地区的一个小镇，靠近</w:t>
       </w:r>
-      <w:hyperlink r:id="rId15">
-        <w:r>
-          <w:rPr>
-            <w:lang w:val="zh_CN" w:bidi="zh_CN"/>
-          </w:rPr>
-          <w:rPr>
-            <w:color w:val="0000EE"/>
-            <w:u w:val="single"/>
-          </w:rPr>
-          <w:t>加利利海</w:t>
-        </w:r>
-      </w:hyperlink>
+      <w:r>
+        <w:rPr>
+          <w:lang w:val="zh_CN" w:bidi="zh_CN"/>
+        </w:rPr>
+        <w:t>加利利海</w:t>
+      </w:r>
       <w:r>
         <w:rPr>
           <w:lang w:val="zh_CN" w:bidi="zh_CN"/>
@@ -850,18 +736,12 @@
         </w:rPr>
         <w:t>耶稣的几个</w:t>
       </w:r>
-      <w:hyperlink r:id="rId14">
-        <w:r>
-          <w:rPr>
-            <w:lang w:val="zh_CN" w:bidi="zh_CN"/>
-          </w:rPr>
-          <w:rPr>
-            <w:color w:val="0000EE"/>
-            <w:u w:val="single"/>
-          </w:rPr>
-          <w:t>门徒</w:t>
-        </w:r>
-      </w:hyperlink>
+      <w:r>
+        <w:rPr>
+          <w:lang w:val="zh_CN" w:bidi="zh_CN"/>
+        </w:rPr>
+        <w:t>门徒</w:t>
+      </w:r>
       <w:r>
         <w:rPr>
           <w:lang w:val="zh_CN" w:bidi="zh_CN"/>
@@ -921,7 +801,7 @@
           <w:lang w:val="zh_CN" w:bidi="zh_CN"/>
         </w:rPr>
       </w:r>
-      <w:hyperlink r:id="rId23">
+      <w:hyperlink r:id="rId13">
         <w:r>
           <w:rPr>
             <w:lang w:val="zh_CN" w:bidi="zh_CN"/>
@@ -1013,36 +893,24 @@
         </w:rPr>
         <w:t>里的人。 父亲通常是一家之主。 家中的人包括他的妻子、孩子、未婚的女儿，任何已婚的儿子和他们的妻子和孩子。 可能有其他亲戚也与他们住在一起。 如果这个家庭中有</w:t>
       </w:r>
-      <w:hyperlink r:id="rId26">
-        <w:r>
-          <w:rPr>
-            <w:lang w:val="zh_CN" w:bidi="zh_CN"/>
-          </w:rPr>
-          <w:rPr>
-            <w:color w:val="0000EE"/>
-            <w:u w:val="single"/>
-          </w:rPr>
-          <w:t>仆人</w:t>
-        </w:r>
-      </w:hyperlink>
+      <w:r>
+        <w:rPr>
+          <w:lang w:val="zh_CN" w:bidi="zh_CN"/>
+        </w:rPr>
+        <w:t>仆人</w:t>
+      </w:r>
       <w:r>
         <w:rPr>
           <w:lang w:val="zh_CN" w:bidi="zh_CN"/>
         </w:rPr>
         <w:t>或</w:t>
       </w:r>
-      <w:hyperlink r:id="rId27">
-        <w:r>
-          <w:rPr>
-            <w:lang w:val="zh_CN" w:bidi="zh_CN"/>
-          </w:rPr>
-          <w:rPr>
-            <w:color w:val="0000EE"/>
-            <w:u w:val="single"/>
-          </w:rPr>
-          <w:t>奴隶</w:t>
-        </w:r>
-      </w:hyperlink>
+      <w:r>
+        <w:rPr>
+          <w:lang w:val="zh_CN" w:bidi="zh_CN"/>
+        </w:rPr>
+        <w:t>奴隶</w:t>
+      </w:r>
       <w:r>
         <w:rPr>
           <w:lang w:val="zh_CN" w:bidi="zh_CN"/>
@@ -1075,25 +943,7 @@
         <w:rPr>
           <w:lang w:val="zh_CN" w:bidi="zh_CN"/>
         </w:rPr>
-        <w:t>人们也可以使用家中的人这个词来表示一大群不住在同一座房子里的人，但他们有一些共同点。 例如，以色列人有时被称为"</w:t>
-      </w:r>
-      <w:hyperlink r:id="rId17">
-        <w:r>
-          <w:rPr>
-            <w:lang w:val="zh_CN" w:bidi="zh_CN"/>
-          </w:rPr>
-          <w:rPr>
-            <w:color w:val="0000EE"/>
-            <w:u w:val="single"/>
-          </w:rPr>
-          <w:t>以色列家</w:t>
-        </w:r>
-      </w:hyperlink>
-      <w:r>
-        <w:rPr>
-          <w:lang w:val="zh_CN" w:bidi="zh_CN"/>
-        </w:rPr>
-        <w:t>"。</w:t>
+        <w:t>人们也可以使用家中的人这个词来表示一大群不住在同一座房子里的人，但他们有一些共同点。 例如，以色列人有时被称为"以色列家"。</w:t>
       </w:r>
       <w:r>
         <w:rPr>
@@ -1148,7 +998,7 @@
           <w:lang w:val="zh_CN" w:bidi="zh_CN"/>
         </w:rPr>
       </w:r>
-      <w:hyperlink r:id="rId23">
+      <w:hyperlink r:id="rId13">
         <w:r>
           <w:rPr>
             <w:lang w:val="zh_CN" w:bidi="zh_CN"/>
@@ -1221,18 +1071,12 @@
         </w:rPr>
         <w:t>的意思是有人假装善良，但不是真的善良。 一个告诉别人做某些事很重要，但自己不做这些事的人是一个假冒为善的人。 一个教导别人关于神的</w:t>
       </w:r>
-      <w:hyperlink r:id="rId28">
-        <w:r>
-          <w:rPr>
-            <w:lang w:val="zh_CN" w:bidi="zh_CN"/>
-          </w:rPr>
-          <w:rPr>
-            <w:color w:val="0000EE"/>
-            <w:u w:val="single"/>
-          </w:rPr>
-          <w:t>律法</w:t>
-        </w:r>
-      </w:hyperlink>
+      <w:r>
+        <w:rPr>
+          <w:lang w:val="zh_CN" w:bidi="zh_CN"/>
+        </w:rPr>
+        <w:t>律法</w:t>
+      </w:r>
       <w:r>
         <w:rPr>
           <w:lang w:val="zh_CN" w:bidi="zh_CN"/>
@@ -1292,7 +1136,7 @@
           <w:lang w:val="zh_CN" w:bidi="zh_CN"/>
         </w:rPr>
       </w:r>
-      <w:hyperlink r:id="rId23">
+      <w:hyperlink r:id="rId13">
         <w:r>
           <w:rPr>
             <w:lang w:val="zh_CN" w:bidi="zh_CN"/>

--- a/zhs/docx/030.content.docx
+++ b/zhs/docx/030.content.docx
@@ -395,23 +395,12 @@
         <w:rPr>
           <w:lang w:val="zh_CN" w:bidi="zh_CN"/>
         </w:rPr>
-        <w:t>加利利</w:t>
-      </w:r>
-      <w:r>
-        <w:rPr>
-          <w:lang w:val="zh_CN" w:bidi="zh_CN"/>
-        </w:rPr>
-      </w:r>
-    </w:p>
-    <w:p>
-      <w:pPr>
-        <w:pStyle w:val="Heading4"/>
-      </w:pPr>
-      <w:r>
-        <w:rPr>
-          <w:lang w:val="zh_CN" w:bidi="zh_CN"/>
-        </w:rPr>
-        <w:t>Audio Content</w:t>
+        <w:t>加利利海</w:t>
+      </w:r>
+      <w:r>
+        <w:rPr>
+          <w:lang w:val="zh_CN" w:bidi="zh_CN"/>
+        </w:rPr>
       </w:r>
     </w:p>
     <w:p>
@@ -421,33 +410,42 @@
           <w:lang w:val="zh_CN" w:bidi="zh_CN"/>
         </w:rPr>
       </w:r>
-      <w:hyperlink r:id="rId13">
-        <w:r>
-          <w:rPr>
-            <w:lang w:val="zh_CN" w:bidi="zh_CN"/>
-          </w:rPr>
-          <w:rPr>
-            <w:color w:val="0000EE"/>
-            <w:u w:val="single"/>
-          </w:rPr>
-          <w:t>mp3 file</w:t>
-        </w:r>
-      </w:hyperlink>
-      <w:r>
-        <w:rPr>
-          <w:lang w:val="zh_CN" w:bidi="zh_CN"/>
-        </w:rPr>
-        <w:t xml:space="preserve"> (None KB)</w:t>
-      </w:r>
-      <w:r>
-        <w:rPr>
-          <w:lang w:val="zh_CN" w:bidi="zh_CN"/>
-        </w:rPr>
-      </w:r>
-      <w:r>
-        <w:rPr>
-          <w:lang w:val="zh_CN" w:bidi="zh_CN"/>
-        </w:rPr>
+      <w:r>
+        <w:rPr>
+          <w:b/>
+          <w:lang w:val="zh_CN" w:bidi="zh_CN"/>
+        </w:rPr>
+        <w:t>加利利海</w:t>
+      </w:r>
+      <w:r>
+        <w:rPr>
+          <w:lang w:val="zh_CN" w:bidi="zh_CN"/>
+        </w:rPr>
+        <w:t>是位于</w:t>
+      </w:r>
+      <w:r>
+        <w:rPr>
+          <w:lang w:val="zh_CN" w:bidi="zh_CN"/>
+        </w:rPr>
+        <w:t>以色列</w:t>
+      </w:r>
+      <w:r>
+        <w:rPr>
+          <w:lang w:val="zh_CN" w:bidi="zh_CN"/>
+        </w:rPr>
+        <w:t>北部的海，或湖。 在新约中，加利利海附近的地区被称为</w:t>
+      </w:r>
+      <w:r>
+        <w:rPr>
+          <w:lang w:val="zh_CN" w:bidi="zh_CN"/>
+        </w:rPr>
+        <w:t>加利利</w:t>
+      </w:r>
+      <w:r>
+        <w:rPr>
+          <w:lang w:val="zh_CN" w:bidi="zh_CN"/>
+        </w:rPr>
+        <w:t>。</w:t>
       </w:r>
     </w:p>
     <w:p>
@@ -457,21 +455,11 @@
           <w:lang w:val="zh_CN" w:bidi="zh_CN"/>
         </w:rPr>
       </w:r>
-    </w:p>
-    <w:p>
-      <w:pPr>
-        <w:pStyle w:val="Heading2"/>
-      </w:pPr>
-      <w:r>
-        <w:rPr>
-          <w:lang w:val="zh_CN" w:bidi="zh_CN"/>
-        </w:rPr>
-        <w:t>加利利海</w:t>
-      </w:r>
-      <w:r>
-        <w:rPr>
-          <w:lang w:val="zh_CN" w:bidi="zh_CN"/>
-        </w:rPr>
+      <w:r>
+        <w:rPr>
+          <w:lang w:val="zh_CN" w:bidi="zh_CN"/>
+        </w:rPr>
+        <w:t>海或湖是只有水的地方。 海通常比湖大，但在圣经中，加利利海有时被称为海，有时被称为湖。</w:t>
       </w:r>
     </w:p>
     <w:p>
@@ -483,40 +471,21 @@
       </w:r>
       <w:r>
         <w:rPr>
-          <w:b/>
-          <w:lang w:val="zh_CN" w:bidi="zh_CN"/>
-        </w:rPr>
-        <w:t>加利利海</w:t>
-      </w:r>
-      <w:r>
-        <w:rPr>
-          <w:lang w:val="zh_CN" w:bidi="zh_CN"/>
-        </w:rPr>
-        <w:t>是位于</w:t>
-      </w:r>
-      <w:r>
-        <w:rPr>
-          <w:lang w:val="zh_CN" w:bidi="zh_CN"/>
-        </w:rPr>
-        <w:t>以色列</w:t>
-      </w:r>
-      <w:r>
-        <w:rPr>
-          <w:lang w:val="zh_CN" w:bidi="zh_CN"/>
-        </w:rPr>
-        <w:t>北部的海，或湖。 在新约中，加利利海附近的地区被称为</w:t>
-      </w:r>
-      <w:r>
-        <w:rPr>
-          <w:lang w:val="zh_CN" w:bidi="zh_CN"/>
-        </w:rPr>
-        <w:t>加利利</w:t>
-      </w:r>
-      <w:r>
-        <w:rPr>
-          <w:lang w:val="zh_CN" w:bidi="zh_CN"/>
-        </w:rPr>
-        <w:t>。</w:t>
+          <w:lang w:val="zh_CN" w:bidi="zh_CN"/>
+        </w:rPr>
+        <w:t>加利利海约20公里长，10公里宽。 如果你想步行环绕湖一圈，可能需要一两天。 人们经常使用</w:t>
+      </w:r>
+      <w:r>
+        <w:rPr>
+          <w:lang w:val="zh_CN" w:bidi="zh_CN"/>
+        </w:rPr>
+        <w:t>船</w:t>
+      </w:r>
+      <w:r>
+        <w:rPr>
+          <w:lang w:val="zh_CN" w:bidi="zh_CN"/>
+        </w:rPr>
+        <w:t>只从湖的一边前往另一边。 湖的中心非常深。 湖中有许多鱼，大多数住在湖泊附近村庄的人都以捕鱼和卖鱼为生。 海中的水是淡水，这表示它不咸，与许多其他海的水不同。</w:t>
       </w:r>
     </w:p>
     <w:p>
@@ -530,7 +499,17 @@
         <w:rPr>
           <w:lang w:val="zh_CN" w:bidi="zh_CN"/>
         </w:rPr>
-        <w:t>海或湖是只有水的地方。 海通常比湖大，但在圣经中，加利利海有时被称为海，有时被称为湖。</w:t>
+        <w:t>在圣经词典影片中观看加利利海的图片。</w:t>
+      </w:r>
+      <w:r>
+        <w:rPr>
+          <w:lang w:val="zh_CN" w:bidi="zh_CN"/>
+        </w:rPr>
+      </w:r>
+      <w:r>
+        <w:rPr>
+          <w:lang w:val="zh_CN" w:bidi="zh_CN"/>
+        </w:rPr>
       </w:r>
     </w:p>
     <w:p>
@@ -540,23 +519,21 @@
           <w:lang w:val="zh_CN" w:bidi="zh_CN"/>
         </w:rPr>
       </w:r>
-      <w:r>
-        <w:rPr>
-          <w:lang w:val="zh_CN" w:bidi="zh_CN"/>
-        </w:rPr>
-        <w:t>加利利海约20公里长，10公里宽。 如果你想步行环绕湖一圈，可能需要一两天。 人们经常使用</w:t>
-      </w:r>
-      <w:r>
-        <w:rPr>
-          <w:lang w:val="zh_CN" w:bidi="zh_CN"/>
-        </w:rPr>
-        <w:t>船</w:t>
-      </w:r>
-      <w:r>
-        <w:rPr>
-          <w:lang w:val="zh_CN" w:bidi="zh_CN"/>
-        </w:rPr>
-        <w:t>只从湖的一边前往另一边。 湖的中心非常深。 湖中有许多鱼，大多数住在湖泊附近村庄的人都以捕鱼和卖鱼为生。 海中的水是淡水，这表示它不咸，与许多其他海的水不同。</w:t>
+    </w:p>
+    <w:p>
+      <w:pPr>
+        <w:pStyle w:val="Heading2"/>
+      </w:pPr>
+      <w:r>
+        <w:rPr>
+          <w:lang w:val="zh_CN" w:bidi="zh_CN"/>
+        </w:rPr>
+        <w:t>迦百农</w:t>
+      </w:r>
+      <w:r>
+        <w:rPr>
+          <w:lang w:val="zh_CN" w:bidi="zh_CN"/>
+        </w:rPr>
       </w:r>
     </w:p>
     <w:p>
@@ -568,19 +545,40 @@
       </w:r>
       <w:r>
         <w:rPr>
-          <w:lang w:val="zh_CN" w:bidi="zh_CN"/>
-        </w:rPr>
-        <w:t>在圣经词典影片中观看加利利海的图片。</w:t>
-      </w:r>
-      <w:r>
-        <w:rPr>
-          <w:lang w:val="zh_CN" w:bidi="zh_CN"/>
-        </w:rPr>
-      </w:r>
-      <w:r>
-        <w:rPr>
-          <w:lang w:val="zh_CN" w:bidi="zh_CN"/>
-        </w:rPr>
+          <w:b/>
+          <w:lang w:val="zh_CN" w:bidi="zh_CN"/>
+        </w:rPr>
+        <w:t>迦百农</w:t>
+      </w:r>
+      <w:r>
+        <w:rPr>
+          <w:lang w:val="zh_CN" w:bidi="zh_CN"/>
+        </w:rPr>
+        <w:t>是</w:t>
+      </w:r>
+      <w:r>
+        <w:rPr>
+          <w:lang w:val="zh_CN" w:bidi="zh_CN"/>
+        </w:rPr>
+        <w:t>加利利</w:t>
+      </w:r>
+      <w:r>
+        <w:rPr>
+          <w:lang w:val="zh_CN" w:bidi="zh_CN"/>
+        </w:rPr>
+        <w:t>地区的一个小镇，靠近</w:t>
+      </w:r>
+      <w:r>
+        <w:rPr>
+          <w:lang w:val="zh_CN" w:bidi="zh_CN"/>
+        </w:rPr>
+        <w:t>加利利海</w:t>
+      </w:r>
+      <w:r>
+        <w:rPr>
+          <w:lang w:val="zh_CN" w:bidi="zh_CN"/>
+        </w:rPr>
+        <w:t>。迦百农的许多人以捕鱼或买卖货物为生。该城镇临近一条重要的道路。人们透过这条道路前往其它地方买卖商品。因此，尽管这个城镇不是很大，但它在该地区却很重要。</w:t>
       </w:r>
     </w:p>
     <w:p>
@@ -590,32 +588,33 @@
           <w:lang w:val="zh_CN" w:bidi="zh_CN"/>
         </w:rPr>
       </w:r>
-    </w:p>
-    <w:p>
-      <w:pPr>
-        <w:pStyle w:val="Heading2"/>
-      </w:pPr>
-      <w:r>
-        <w:rPr>
-          <w:lang w:val="zh_CN" w:bidi="zh_CN"/>
-        </w:rPr>
-        <w:t>加利利海</w:t>
-      </w:r>
-      <w:r>
-        <w:rPr>
-          <w:lang w:val="zh_CN" w:bidi="zh_CN"/>
-        </w:rPr>
-      </w:r>
-    </w:p>
-    <w:p>
-      <w:pPr>
-        <w:pStyle w:val="Heading4"/>
-      </w:pPr>
-      <w:r>
-        <w:rPr>
-          <w:lang w:val="zh_CN" w:bidi="zh_CN"/>
-        </w:rPr>
-        <w:t>Audio Content</w:t>
+      <w:r>
+        <w:rPr>
+          <w:lang w:val="zh_CN" w:bidi="zh_CN"/>
+        </w:rPr>
+        <w:t>耶稣的几个</w:t>
+      </w:r>
+      <w:r>
+        <w:rPr>
+          <w:lang w:val="zh_CN" w:bidi="zh_CN"/>
+        </w:rPr>
+        <w:t>门徒</w:t>
+      </w:r>
+      <w:r>
+        <w:rPr>
+          <w:lang w:val="zh_CN" w:bidi="zh_CN"/>
+        </w:rPr>
+        <w:t>来自迦百农。耶稣经常住在迦百农。</w:t>
+      </w:r>
+      <w:r>
+        <w:rPr>
+          <w:lang w:val="zh_CN" w:bidi="zh_CN"/>
+        </w:rPr>
+      </w:r>
+      <w:r>
+        <w:rPr>
+          <w:lang w:val="zh_CN" w:bidi="zh_CN"/>
+        </w:rPr>
       </w:r>
     </w:p>
     <w:p>
@@ -625,28 +624,16 @@
           <w:lang w:val="zh_CN" w:bidi="zh_CN"/>
         </w:rPr>
       </w:r>
-      <w:hyperlink r:id="rId13">
-        <w:r>
-          <w:rPr>
-            <w:lang w:val="zh_CN" w:bidi="zh_CN"/>
-          </w:rPr>
-          <w:rPr>
-            <w:color w:val="0000EE"/>
-            <w:u w:val="single"/>
-          </w:rPr>
-          <w:t>mp3 file</w:t>
-        </w:r>
-      </w:hyperlink>
-      <w:r>
-        <w:rPr>
-          <w:lang w:val="zh_CN" w:bidi="zh_CN"/>
-        </w:rPr>
-        <w:t xml:space="preserve"> (None KB)</w:t>
-      </w:r>
-      <w:r>
-        <w:rPr>
-          <w:lang w:val="zh_CN" w:bidi="zh_CN"/>
-        </w:rPr>
+    </w:p>
+    <w:p>
+      <w:pPr>
+        <w:pStyle w:val="Heading2"/>
+      </w:pPr>
+      <w:r>
+        <w:rPr>
+          <w:lang w:val="zh_CN" w:bidi="zh_CN"/>
+        </w:rPr>
+        <w:t>家中的人</w:t>
       </w:r>
       <w:r>
         <w:rPr>
@@ -661,21 +648,61 @@
           <w:lang w:val="zh_CN" w:bidi="zh_CN"/>
         </w:rPr>
       </w:r>
-    </w:p>
-    <w:p>
-      <w:pPr>
-        <w:pStyle w:val="Heading2"/>
-      </w:pPr>
-      <w:r>
-        <w:rPr>
-          <w:lang w:val="zh_CN" w:bidi="zh_CN"/>
-        </w:rPr>
-        <w:t>迦百农</w:t>
-      </w:r>
-      <w:r>
-        <w:rPr>
-          <w:lang w:val="zh_CN" w:bidi="zh_CN"/>
-        </w:rPr>
+      <w:r>
+        <w:rPr>
+          <w:lang w:val="zh_CN" w:bidi="zh_CN"/>
+        </w:rPr>
+        <w:t>在圣经中，一个</w:t>
+      </w:r>
+      <w:r>
+        <w:rPr>
+          <w:b/>
+          <w:lang w:val="zh_CN" w:bidi="zh_CN"/>
+        </w:rPr>
+        <w:t>家中的人</w:t>
+      </w:r>
+      <w:r>
+        <w:rPr>
+          <w:lang w:val="zh_CN" w:bidi="zh_CN"/>
+        </w:rPr>
+        <w:t>是指所有住在一个</w:t>
+      </w:r>
+      <w:r>
+        <w:rPr>
+          <w:b/>
+          <w:lang w:val="zh_CN" w:bidi="zh_CN"/>
+        </w:rPr>
+        <w:t>房子</w:t>
+      </w:r>
+      <w:r>
+        <w:rPr>
+          <w:lang w:val="zh_CN" w:bidi="zh_CN"/>
+        </w:rPr>
+        <w:t>里的人。 父亲通常是一家之主。 家中的人包括他的妻子、孩子、未婚的女儿，任何已婚的儿子和他们的妻子和孩子。 可能有其他亲戚也与他们住在一起。 如果这个家庭中有</w:t>
+      </w:r>
+      <w:r>
+        <w:rPr>
+          <w:lang w:val="zh_CN" w:bidi="zh_CN"/>
+        </w:rPr>
+        <w:t>仆人</w:t>
+      </w:r>
+      <w:r>
+        <w:rPr>
+          <w:lang w:val="zh_CN" w:bidi="zh_CN"/>
+        </w:rPr>
+        <w:t>或</w:t>
+      </w:r>
+      <w:r>
+        <w:rPr>
+          <w:lang w:val="zh_CN" w:bidi="zh_CN"/>
+        </w:rPr>
+        <w:t>奴隶</w:t>
+      </w:r>
+      <w:r>
+        <w:rPr>
+          <w:lang w:val="zh_CN" w:bidi="zh_CN"/>
+        </w:rPr>
+        <w:t>，那么他们也被包括在家中。</w:t>
       </w:r>
     </w:p>
     <w:p>
@@ -687,40 +714,9 @@
       </w:r>
       <w:r>
         <w:rPr>
-          <w:b/>
-          <w:lang w:val="zh_CN" w:bidi="zh_CN"/>
-        </w:rPr>
-        <w:t>迦百农</w:t>
-      </w:r>
-      <w:r>
-        <w:rPr>
-          <w:lang w:val="zh_CN" w:bidi="zh_CN"/>
-        </w:rPr>
-        <w:t>是</w:t>
-      </w:r>
-      <w:r>
-        <w:rPr>
-          <w:lang w:val="zh_CN" w:bidi="zh_CN"/>
-        </w:rPr>
-        <w:t>加利利</w:t>
-      </w:r>
-      <w:r>
-        <w:rPr>
-          <w:lang w:val="zh_CN" w:bidi="zh_CN"/>
-        </w:rPr>
-        <w:t>地区的一个小镇，靠近</w:t>
-      </w:r>
-      <w:r>
-        <w:rPr>
-          <w:lang w:val="zh_CN" w:bidi="zh_CN"/>
-        </w:rPr>
-        <w:t>加利利海</w:t>
-      </w:r>
-      <w:r>
-        <w:rPr>
-          <w:lang w:val="zh_CN" w:bidi="zh_CN"/>
-        </w:rPr>
-        <w:t>。迦百农的许多人以捕鱼或买卖货物为生。该城镇临近一条重要的道路。人们透过这条道路前往其它地方买卖商品。因此，尽管这个城镇不是很大，但它在该地区却很重要。</w:t>
+          <w:lang w:val="zh_CN" w:bidi="zh_CN"/>
+        </w:rPr>
+        <w:t>人们也使用"家"这个词代替"家中的人"。 如果有人说"我和我的家"，他们的意思是"我和我家中的人"。</w:t>
       </w:r>
     </w:p>
     <w:p>
@@ -734,19 +730,7 @@
         <w:rPr>
           <w:lang w:val="zh_CN" w:bidi="zh_CN"/>
         </w:rPr>
-        <w:t>耶稣的几个</w:t>
-      </w:r>
-      <w:r>
-        <w:rPr>
-          <w:lang w:val="zh_CN" w:bidi="zh_CN"/>
-        </w:rPr>
-        <w:t>门徒</w:t>
-      </w:r>
-      <w:r>
-        <w:rPr>
-          <w:lang w:val="zh_CN" w:bidi="zh_CN"/>
-        </w:rPr>
-        <w:t>来自迦百农。耶稣经常住在迦百农。</w:t>
+        <w:t>人们也可以使用家中的人这个词来表示一大群不住在同一座房子里的人，但他们有一些共同点。 例如，以色列人有时被称为"以色列家"。</w:t>
       </w:r>
       <w:r>
         <w:rPr>
@@ -775,23 +759,12 @@
         <w:rPr>
           <w:lang w:val="zh_CN" w:bidi="zh_CN"/>
         </w:rPr>
-        <w:t>迦百农</w:t>
-      </w:r>
-      <w:r>
-        <w:rPr>
-          <w:lang w:val="zh_CN" w:bidi="zh_CN"/>
-        </w:rPr>
-      </w:r>
-    </w:p>
-    <w:p>
-      <w:pPr>
-        <w:pStyle w:val="Heading4"/>
-      </w:pPr>
-      <w:r>
-        <w:rPr>
-          <w:lang w:val="zh_CN" w:bidi="zh_CN"/>
-        </w:rPr>
-        <w:t>Audio Content</w:t>
+        <w:t>假冒为善</w:t>
+      </w:r>
+      <w:r>
+        <w:rPr>
+          <w:lang w:val="zh_CN" w:bidi="zh_CN"/>
+        </w:rPr>
       </w:r>
     </w:p>
     <w:p>
@@ -801,274 +774,17 @@
           <w:lang w:val="zh_CN" w:bidi="zh_CN"/>
         </w:rPr>
       </w:r>
-      <w:hyperlink r:id="rId13">
-        <w:r>
-          <w:rPr>
-            <w:lang w:val="zh_CN" w:bidi="zh_CN"/>
-          </w:rPr>
-          <w:rPr>
-            <w:color w:val="0000EE"/>
-            <w:u w:val="single"/>
-          </w:rPr>
-          <w:t>mp3 file</w:t>
-        </w:r>
-      </w:hyperlink>
-      <w:r>
-        <w:rPr>
-          <w:lang w:val="zh_CN" w:bidi="zh_CN"/>
-        </w:rPr>
-        <w:t xml:space="preserve"> (None KB)</w:t>
-      </w:r>
-      <w:r>
-        <w:rPr>
-          <w:lang w:val="zh_CN" w:bidi="zh_CN"/>
-        </w:rPr>
-      </w:r>
-      <w:r>
-        <w:rPr>
-          <w:lang w:val="zh_CN" w:bidi="zh_CN"/>
-        </w:rPr>
-      </w:r>
-    </w:p>
-    <w:p>
-      <w:pPr/>
-      <w:r>
-        <w:rPr>
-          <w:lang w:val="zh_CN" w:bidi="zh_CN"/>
-        </w:rPr>
-      </w:r>
-    </w:p>
-    <w:p>
-      <w:pPr>
-        <w:pStyle w:val="Heading2"/>
-      </w:pPr>
-      <w:r>
-        <w:rPr>
-          <w:lang w:val="zh_CN" w:bidi="zh_CN"/>
-        </w:rPr>
-        <w:t>家中的人</w:t>
-      </w:r>
-      <w:r>
-        <w:rPr>
-          <w:lang w:val="zh_CN" w:bidi="zh_CN"/>
-        </w:rPr>
-      </w:r>
-    </w:p>
-    <w:p>
-      <w:pPr/>
-      <w:r>
-        <w:rPr>
-          <w:lang w:val="zh_CN" w:bidi="zh_CN"/>
-        </w:rPr>
-      </w:r>
-      <w:r>
-        <w:rPr>
-          <w:lang w:val="zh_CN" w:bidi="zh_CN"/>
-        </w:rPr>
-        <w:t>在圣经中，一个</w:t>
-      </w:r>
       <w:r>
         <w:rPr>
           <w:b/>
           <w:lang w:val="zh_CN" w:bidi="zh_CN"/>
         </w:rPr>
-        <w:t>家中的人</w:t>
-      </w:r>
-      <w:r>
-        <w:rPr>
-          <w:lang w:val="zh_CN" w:bidi="zh_CN"/>
-        </w:rPr>
-        <w:t>是指所有住在一个</w:t>
-      </w:r>
-      <w:r>
-        <w:rPr>
-          <w:b/>
-          <w:lang w:val="zh_CN" w:bidi="zh_CN"/>
-        </w:rPr>
-        <w:t>房子</w:t>
-      </w:r>
-      <w:r>
-        <w:rPr>
-          <w:lang w:val="zh_CN" w:bidi="zh_CN"/>
-        </w:rPr>
-        <w:t>里的人。 父亲通常是一家之主。 家中的人包括他的妻子、孩子、未婚的女儿，任何已婚的儿子和他们的妻子和孩子。 可能有其他亲戚也与他们住在一起。 如果这个家庭中有</w:t>
-      </w:r>
-      <w:r>
-        <w:rPr>
-          <w:lang w:val="zh_CN" w:bidi="zh_CN"/>
-        </w:rPr>
-        <w:t>仆人</w:t>
-      </w:r>
-      <w:r>
-        <w:rPr>
-          <w:lang w:val="zh_CN" w:bidi="zh_CN"/>
-        </w:rPr>
-        <w:t>或</w:t>
-      </w:r>
-      <w:r>
-        <w:rPr>
-          <w:lang w:val="zh_CN" w:bidi="zh_CN"/>
-        </w:rPr>
-        <w:t>奴隶</w:t>
-      </w:r>
-      <w:r>
-        <w:rPr>
-          <w:lang w:val="zh_CN" w:bidi="zh_CN"/>
-        </w:rPr>
-        <w:t>，那么他们也被包括在家中。</w:t>
-      </w:r>
-    </w:p>
-    <w:p>
-      <w:pPr/>
-      <w:r>
-        <w:rPr>
-          <w:lang w:val="zh_CN" w:bidi="zh_CN"/>
-        </w:rPr>
-      </w:r>
-      <w:r>
-        <w:rPr>
-          <w:lang w:val="zh_CN" w:bidi="zh_CN"/>
-        </w:rPr>
-        <w:t>人们也使用"家"这个词代替"家中的人"。 如果有人说"我和我的家"，他们的意思是"我和我家中的人"。</w:t>
-      </w:r>
-    </w:p>
-    <w:p>
-      <w:pPr/>
-      <w:r>
-        <w:rPr>
-          <w:lang w:val="zh_CN" w:bidi="zh_CN"/>
-        </w:rPr>
-      </w:r>
-      <w:r>
-        <w:rPr>
-          <w:lang w:val="zh_CN" w:bidi="zh_CN"/>
-        </w:rPr>
-        <w:t>人们也可以使用家中的人这个词来表示一大群不住在同一座房子里的人，但他们有一些共同点。 例如，以色列人有时被称为"以色列家"。</w:t>
-      </w:r>
-      <w:r>
-        <w:rPr>
-          <w:lang w:val="zh_CN" w:bidi="zh_CN"/>
-        </w:rPr>
-      </w:r>
-      <w:r>
-        <w:rPr>
-          <w:lang w:val="zh_CN" w:bidi="zh_CN"/>
-        </w:rPr>
-      </w:r>
-    </w:p>
-    <w:p>
-      <w:pPr/>
-      <w:r>
-        <w:rPr>
-          <w:lang w:val="zh_CN" w:bidi="zh_CN"/>
-        </w:rPr>
-      </w:r>
-    </w:p>
-    <w:p>
-      <w:pPr>
-        <w:pStyle w:val="Heading2"/>
-      </w:pPr>
-      <w:r>
-        <w:rPr>
-          <w:lang w:val="zh_CN" w:bidi="zh_CN"/>
-        </w:rPr>
-        <w:t>家中的人</w:t>
-      </w:r>
-      <w:r>
-        <w:rPr>
-          <w:lang w:val="zh_CN" w:bidi="zh_CN"/>
-        </w:rPr>
-      </w:r>
-    </w:p>
-    <w:p>
-      <w:pPr>
-        <w:pStyle w:val="Heading4"/>
-      </w:pPr>
-      <w:r>
-        <w:rPr>
-          <w:lang w:val="zh_CN" w:bidi="zh_CN"/>
-        </w:rPr>
-        <w:t>Audio Content</w:t>
-      </w:r>
-    </w:p>
-    <w:p>
-      <w:pPr/>
-      <w:r>
-        <w:rPr>
-          <w:lang w:val="zh_CN" w:bidi="zh_CN"/>
-        </w:rPr>
-      </w:r>
-      <w:hyperlink r:id="rId13">
-        <w:r>
-          <w:rPr>
-            <w:lang w:val="zh_CN" w:bidi="zh_CN"/>
-          </w:rPr>
-          <w:rPr>
-            <w:color w:val="0000EE"/>
-            <w:u w:val="single"/>
-          </w:rPr>
-          <w:t>mp3 file</w:t>
-        </w:r>
-      </w:hyperlink>
-      <w:r>
-        <w:rPr>
-          <w:lang w:val="zh_CN" w:bidi="zh_CN"/>
-        </w:rPr>
-        <w:t xml:space="preserve"> (None KB)</w:t>
-      </w:r>
-      <w:r>
-        <w:rPr>
-          <w:lang w:val="zh_CN" w:bidi="zh_CN"/>
-        </w:rPr>
-      </w:r>
-      <w:r>
-        <w:rPr>
-          <w:lang w:val="zh_CN" w:bidi="zh_CN"/>
-        </w:rPr>
-      </w:r>
-    </w:p>
-    <w:p>
-      <w:pPr/>
-      <w:r>
-        <w:rPr>
-          <w:lang w:val="zh_CN" w:bidi="zh_CN"/>
-        </w:rPr>
-      </w:r>
-    </w:p>
-    <w:p>
-      <w:pPr>
-        <w:pStyle w:val="Heading2"/>
-      </w:pPr>
-      <w:r>
-        <w:rPr>
-          <w:lang w:val="zh_CN" w:bidi="zh_CN"/>
-        </w:rPr>
         <w:t>假冒为善</w:t>
       </w:r>
       <w:r>
         <w:rPr>
           <w:lang w:val="zh_CN" w:bidi="zh_CN"/>
         </w:rPr>
-      </w:r>
-    </w:p>
-    <w:p>
-      <w:pPr/>
-      <w:r>
-        <w:rPr>
-          <w:lang w:val="zh_CN" w:bidi="zh_CN"/>
-        </w:rPr>
-      </w:r>
-      <w:r>
-        <w:rPr>
-          <w:b/>
-          <w:lang w:val="zh_CN" w:bidi="zh_CN"/>
-        </w:rPr>
-        <w:t>假冒为善</w:t>
-      </w:r>
-      <w:r>
-        <w:rPr>
-          <w:lang w:val="zh_CN" w:bidi="zh_CN"/>
-        </w:rPr>
         <w:t>的意思是有人假装善良，但不是真的善良。 一个告诉别人做某些事很重要，但自己不做这些事的人是一个假冒为善的人。 一个教导别人关于神的</w:t>
       </w:r>
       <w:r>
@@ -1082,77 +798,6 @@
           <w:lang w:val="zh_CN" w:bidi="zh_CN"/>
         </w:rPr>
         <w:t>但却违反神的律法的人，是一个假冒为善的人。 一个人有恶念却做善事只是因为想让别人赞美他，这人是一个假冒为善的人。 假冒为善的人不是真诚的。 他只想在人们眼中看起来很好，但他并不真的在乎顺服神。</w:t>
-      </w:r>
-      <w:r>
-        <w:rPr>
-          <w:lang w:val="zh_CN" w:bidi="zh_CN"/>
-        </w:rPr>
-      </w:r>
-      <w:r>
-        <w:rPr>
-          <w:lang w:val="zh_CN" w:bidi="zh_CN"/>
-        </w:rPr>
-      </w:r>
-    </w:p>
-    <w:p>
-      <w:pPr/>
-      <w:r>
-        <w:rPr>
-          <w:lang w:val="zh_CN" w:bidi="zh_CN"/>
-        </w:rPr>
-      </w:r>
-    </w:p>
-    <w:p>
-      <w:pPr>
-        <w:pStyle w:val="Heading2"/>
-      </w:pPr>
-      <w:r>
-        <w:rPr>
-          <w:lang w:val="zh_CN" w:bidi="zh_CN"/>
-        </w:rPr>
-        <w:t>假冒为善</w:t>
-      </w:r>
-      <w:r>
-        <w:rPr>
-          <w:lang w:val="zh_CN" w:bidi="zh_CN"/>
-        </w:rPr>
-      </w:r>
-    </w:p>
-    <w:p>
-      <w:pPr>
-        <w:pStyle w:val="Heading4"/>
-      </w:pPr>
-      <w:r>
-        <w:rPr>
-          <w:lang w:val="zh_CN" w:bidi="zh_CN"/>
-        </w:rPr>
-        <w:t>Audio Content</w:t>
-      </w:r>
-    </w:p>
-    <w:p>
-      <w:pPr/>
-      <w:r>
-        <w:rPr>
-          <w:lang w:val="zh_CN" w:bidi="zh_CN"/>
-        </w:rPr>
-      </w:r>
-      <w:hyperlink r:id="rId13">
-        <w:r>
-          <w:rPr>
-            <w:lang w:val="zh_CN" w:bidi="zh_CN"/>
-          </w:rPr>
-          <w:rPr>
-            <w:color w:val="0000EE"/>
-            <w:u w:val="single"/>
-          </w:rPr>
-          <w:t>mp3 file</w:t>
-        </w:r>
-      </w:hyperlink>
-      <w:r>
-        <w:rPr>
-          <w:lang w:val="zh_CN" w:bidi="zh_CN"/>
-        </w:rPr>
-        <w:t xml:space="preserve"> (None KB)</w:t>
       </w:r>
       <w:r>
         <w:rPr>

--- a/zhs/docx/030.content.docx
+++ b/zhs/docx/030.content.docx
@@ -218,36 +218,54 @@
         </w:rPr>
         <w:t>是</w:t>
       </w:r>
-      <w:r>
-        <w:rPr>
-          <w:lang w:val="zh_CN" w:bidi="zh_CN"/>
-        </w:rPr>
-        <w:t>以色列</w:t>
-      </w:r>
+      <w:hyperlink r:id="rId13">
+        <w:r>
+          <w:rPr>
+            <w:lang w:val="zh_CN" w:bidi="zh_CN"/>
+          </w:rPr>
+          <w:rPr>
+            <w:color w:val="0000EE"/>
+            <w:u w:val="single"/>
+          </w:rPr>
+          <w:t>以色列</w:t>
+        </w:r>
+      </w:hyperlink>
       <w:r>
         <w:rPr>
           <w:lang w:val="zh_CN" w:bidi="zh_CN"/>
         </w:rPr>
         <w:t>北部一个地区的名称。耶稣在加利利长大，并在加利利做了大部分的传道工作。耶稣的大多数</w:t>
       </w:r>
-      <w:r>
-        <w:rPr>
-          <w:lang w:val="zh_CN" w:bidi="zh_CN"/>
-        </w:rPr>
-        <w:t>门徒</w:t>
-      </w:r>
+      <w:hyperlink r:id="rId14">
+        <w:r>
+          <w:rPr>
+            <w:lang w:val="zh_CN" w:bidi="zh_CN"/>
+          </w:rPr>
+          <w:rPr>
+            <w:color w:val="0000EE"/>
+            <w:u w:val="single"/>
+          </w:rPr>
+          <w:t>门徒</w:t>
+        </w:r>
+      </w:hyperlink>
       <w:r>
         <w:rPr>
           <w:lang w:val="zh_CN" w:bidi="zh_CN"/>
         </w:rPr>
         <w:t>来自加利利。加利利的大部分地区都是丘陵地形，山脉较低。加利利的东边或右边有一个大湖，被称为</w:t>
       </w:r>
-      <w:r>
-        <w:rPr>
-          <w:lang w:val="zh_CN" w:bidi="zh_CN"/>
-        </w:rPr>
-        <w:t>加利利海</w:t>
-      </w:r>
+      <w:hyperlink r:id="rId15">
+        <w:r>
+          <w:rPr>
+            <w:lang w:val="zh_CN" w:bidi="zh_CN"/>
+          </w:rPr>
+          <w:rPr>
+            <w:color w:val="0000EE"/>
+            <w:u w:val="single"/>
+          </w:rPr>
+          <w:t>加利利海</w:t>
+        </w:r>
+      </w:hyperlink>
       <w:r>
         <w:rPr>
           <w:lang w:val="zh_CN" w:bidi="zh_CN"/>
@@ -294,17 +312,41 @@
         </w:rPr>
         <w:t>在耶稣时代，以色列不是一个独立的</w:t>
       </w:r>
-      <w:r>
-        <w:rPr>
-          <w:lang w:val="zh_CN" w:bidi="zh_CN"/>
-        </w:rPr>
-        <w:t>国</w:t>
-      </w:r>
-      <w:r>
-        <w:rPr>
-          <w:lang w:val="zh_CN" w:bidi="zh_CN"/>
-        </w:rPr>
-        <w:t>。以色列人被罗马人统治。罗马人将以色列分成几个地区或省。当耶稣在世时，加利利由罗马政府任命的统治者安提帕统治。安提帕是希律王的儿子，当耶稣还是婴儿时，希律王曾试图杀死耶稣。安提帕的兄弟是那个吩咐把耶稣钉十字架的希律。</w:t>
+      <w:hyperlink r:id="rId16">
+        <w:r>
+          <w:rPr>
+            <w:lang w:val="zh_CN" w:bidi="zh_CN"/>
+          </w:rPr>
+          <w:rPr>
+            <w:color w:val="0000EE"/>
+            <w:u w:val="single"/>
+          </w:rPr>
+          <w:t>国</w:t>
+        </w:r>
+      </w:hyperlink>
+      <w:r>
+        <w:rPr>
+          <w:lang w:val="zh_CN" w:bidi="zh_CN"/>
+        </w:rPr>
+        <w:t>。</w:t>
+      </w:r>
+      <w:hyperlink r:id="rId17">
+        <w:r>
+          <w:rPr>
+            <w:lang w:val="zh_CN" w:bidi="zh_CN"/>
+          </w:rPr>
+          <w:rPr>
+            <w:color w:val="0000EE"/>
+            <w:u w:val="single"/>
+          </w:rPr>
+          <w:t>以色列人</w:t>
+        </w:r>
+      </w:hyperlink>
+      <w:r>
+        <w:rPr>
+          <w:lang w:val="zh_CN" w:bidi="zh_CN"/>
+        </w:rPr>
+        <w:t>被罗马人统治。罗马人将以色列分成几个地区或省。当耶稣在世时，加利利由罗马政府任命的统治者安提帕统治。安提帕是希律王的儿子，当耶稣还是婴儿时，希律王曾试图杀死耶稣。安提帕的兄弟是那个吩咐把耶稣钉十字架的希律。</w:t>
       </w:r>
     </w:p>
     <w:p>
@@ -320,48 +362,90 @@
         </w:rPr>
         <w:t>以色列的其它省份是</w:t>
       </w:r>
-      <w:r>
-        <w:rPr>
-          <w:lang w:val="zh_CN" w:bidi="zh_CN"/>
-        </w:rPr>
-        <w:t>犹大</w:t>
-      </w:r>
-      <w:r>
-        <w:rPr>
-          <w:lang w:val="zh_CN" w:bidi="zh_CN"/>
-        </w:rPr>
-        <w:t>和撒马利亚。加利利在北部，犹大在南部，撒马利亚在中部。犹大是最重要的城市</w:t>
-      </w:r>
-      <w:r>
-        <w:rPr>
-          <w:lang w:val="zh_CN" w:bidi="zh_CN"/>
-        </w:rPr>
-        <w:t>耶路撒冷</w:t>
-      </w:r>
+      <w:hyperlink r:id="rId18">
+        <w:r>
+          <w:rPr>
+            <w:lang w:val="zh_CN" w:bidi="zh_CN"/>
+          </w:rPr>
+          <w:rPr>
+            <w:color w:val="0000EE"/>
+            <w:u w:val="single"/>
+          </w:rPr>
+          <w:t>犹大</w:t>
+        </w:r>
+      </w:hyperlink>
+      <w:r>
+        <w:rPr>
+          <w:lang w:val="zh_CN" w:bidi="zh_CN"/>
+        </w:rPr>
+        <w:t>和</w:t>
+      </w:r>
+      <w:hyperlink r:id="rId19">
+        <w:r>
+          <w:rPr>
+            <w:lang w:val="zh_CN" w:bidi="zh_CN"/>
+          </w:rPr>
+          <w:rPr>
+            <w:color w:val="0000EE"/>
+            <w:u w:val="single"/>
+          </w:rPr>
+          <w:t>撒马利亚</w:t>
+        </w:r>
+      </w:hyperlink>
+      <w:r>
+        <w:rPr>
+          <w:lang w:val="zh_CN" w:bidi="zh_CN"/>
+        </w:rPr>
+        <w:t>。加利利在北部，犹大在南部，撒马利亚在中部。犹大是最重要的城市</w:t>
+      </w:r>
+      <w:hyperlink r:id="rId20">
+        <w:r>
+          <w:rPr>
+            <w:lang w:val="zh_CN" w:bidi="zh_CN"/>
+          </w:rPr>
+          <w:rPr>
+            <w:color w:val="0000EE"/>
+            <w:u w:val="single"/>
+          </w:rPr>
+          <w:t>耶路撒冷</w:t>
+        </w:r>
+      </w:hyperlink>
       <w:r>
         <w:rPr>
           <w:lang w:val="zh_CN" w:bidi="zh_CN"/>
         </w:rPr>
         <w:t>所在的地方，因此也是神的</w:t>
       </w:r>
-      <w:r>
-        <w:rPr>
-          <w:lang w:val="zh_CN" w:bidi="zh_CN"/>
-        </w:rPr>
-        <w:t>圣殿</w:t>
-      </w:r>
+      <w:hyperlink r:id="rId21">
+        <w:r>
+          <w:rPr>
+            <w:lang w:val="zh_CN" w:bidi="zh_CN"/>
+          </w:rPr>
+          <w:rPr>
+            <w:color w:val="0000EE"/>
+            <w:u w:val="single"/>
+          </w:rPr>
+          <w:t>圣殿</w:t>
+        </w:r>
+      </w:hyperlink>
       <w:r>
         <w:rPr>
           <w:lang w:val="zh_CN" w:bidi="zh_CN"/>
         </w:rPr>
         <w:t>所在的地方。犹大的人经常认为他们比加利利的人是更好的</w:t>
       </w:r>
-      <w:r>
-        <w:rPr>
-          <w:lang w:val="zh_CN" w:bidi="zh_CN"/>
-        </w:rPr>
-        <w:t>犹太人</w:t>
-      </w:r>
+      <w:hyperlink r:id="rId22">
+        <w:r>
+          <w:rPr>
+            <w:lang w:val="zh_CN" w:bidi="zh_CN"/>
+          </w:rPr>
+          <w:rPr>
+            <w:color w:val="0000EE"/>
+            <w:u w:val="single"/>
+          </w:rPr>
+          <w:t>犹太人</w:t>
+        </w:r>
+      </w:hyperlink>
       <w:r>
         <w:rPr>
           <w:lang w:val="zh_CN" w:bidi="zh_CN"/>
@@ -423,24 +507,36 @@
         </w:rPr>
         <w:t>是位于</w:t>
       </w:r>
-      <w:r>
-        <w:rPr>
-          <w:lang w:val="zh_CN" w:bidi="zh_CN"/>
-        </w:rPr>
-        <w:t>以色列</w:t>
-      </w:r>
+      <w:hyperlink r:id="rId13">
+        <w:r>
+          <w:rPr>
+            <w:lang w:val="zh_CN" w:bidi="zh_CN"/>
+          </w:rPr>
+          <w:rPr>
+            <w:color w:val="0000EE"/>
+            <w:u w:val="single"/>
+          </w:rPr>
+          <w:t>以色列</w:t>
+        </w:r>
+      </w:hyperlink>
       <w:r>
         <w:rPr>
           <w:lang w:val="zh_CN" w:bidi="zh_CN"/>
         </w:rPr>
         <w:t>北部的海，或湖。 在新约中，加利利海附近的地区被称为</w:t>
       </w:r>
-      <w:r>
-        <w:rPr>
-          <w:lang w:val="zh_CN" w:bidi="zh_CN"/>
-        </w:rPr>
-        <w:t>加利利</w:t>
-      </w:r>
+      <w:hyperlink r:id="rId23">
+        <w:r>
+          <w:rPr>
+            <w:lang w:val="zh_CN" w:bidi="zh_CN"/>
+          </w:rPr>
+          <w:rPr>
+            <w:color w:val="0000EE"/>
+            <w:u w:val="single"/>
+          </w:rPr>
+          <w:t>加利利</w:t>
+        </w:r>
+      </w:hyperlink>
       <w:r>
         <w:rPr>
           <w:lang w:val="zh_CN" w:bidi="zh_CN"/>
@@ -475,12 +571,18 @@
         </w:rPr>
         <w:t>加利利海约20公里长，10公里宽。 如果你想步行环绕湖一圈，可能需要一两天。 人们经常使用</w:t>
       </w:r>
-      <w:r>
-        <w:rPr>
-          <w:lang w:val="zh_CN" w:bidi="zh_CN"/>
-        </w:rPr>
-        <w:t>船</w:t>
-      </w:r>
+      <w:hyperlink r:id="rId24">
+        <w:r>
+          <w:rPr>
+            <w:lang w:val="zh_CN" w:bidi="zh_CN"/>
+          </w:rPr>
+          <w:rPr>
+            <w:color w:val="0000EE"/>
+            <w:u w:val="single"/>
+          </w:rPr>
+          <w:t>船</w:t>
+        </w:r>
+      </w:hyperlink>
       <w:r>
         <w:rPr>
           <w:lang w:val="zh_CN" w:bidi="zh_CN"/>
@@ -556,24 +658,36 @@
         </w:rPr>
         <w:t>是</w:t>
       </w:r>
-      <w:r>
-        <w:rPr>
-          <w:lang w:val="zh_CN" w:bidi="zh_CN"/>
-        </w:rPr>
-        <w:t>加利利</w:t>
-      </w:r>
+      <w:hyperlink r:id="rId23">
+        <w:r>
+          <w:rPr>
+            <w:lang w:val="zh_CN" w:bidi="zh_CN"/>
+          </w:rPr>
+          <w:rPr>
+            <w:color w:val="0000EE"/>
+            <w:u w:val="single"/>
+          </w:rPr>
+          <w:t>加利利</w:t>
+        </w:r>
+      </w:hyperlink>
       <w:r>
         <w:rPr>
           <w:lang w:val="zh_CN" w:bidi="zh_CN"/>
         </w:rPr>
         <w:t>地区的一个小镇，靠近</w:t>
       </w:r>
-      <w:r>
-        <w:rPr>
-          <w:lang w:val="zh_CN" w:bidi="zh_CN"/>
-        </w:rPr>
-        <w:t>加利利海</w:t>
-      </w:r>
+      <w:hyperlink r:id="rId15">
+        <w:r>
+          <w:rPr>
+            <w:lang w:val="zh_CN" w:bidi="zh_CN"/>
+          </w:rPr>
+          <w:rPr>
+            <w:color w:val="0000EE"/>
+            <w:u w:val="single"/>
+          </w:rPr>
+          <w:t>加利利海</w:t>
+        </w:r>
+      </w:hyperlink>
       <w:r>
         <w:rPr>
           <w:lang w:val="zh_CN" w:bidi="zh_CN"/>
@@ -594,12 +708,18 @@
         </w:rPr>
         <w:t>耶稣的几个</w:t>
       </w:r>
-      <w:r>
-        <w:rPr>
-          <w:lang w:val="zh_CN" w:bidi="zh_CN"/>
-        </w:rPr>
-        <w:t>门徒</w:t>
-      </w:r>
+      <w:hyperlink r:id="rId14">
+        <w:r>
+          <w:rPr>
+            <w:lang w:val="zh_CN" w:bidi="zh_CN"/>
+          </w:rPr>
+          <w:rPr>
+            <w:color w:val="0000EE"/>
+            <w:u w:val="single"/>
+          </w:rPr>
+          <w:t>门徒</w:t>
+        </w:r>
+      </w:hyperlink>
       <w:r>
         <w:rPr>
           <w:lang w:val="zh_CN" w:bidi="zh_CN"/>
@@ -680,24 +800,36 @@
         </w:rPr>
         <w:t>里的人。 父亲通常是一家之主。 家中的人包括他的妻子、孩子、未婚的女儿，任何已婚的儿子和他们的妻子和孩子。 可能有其他亲戚也与他们住在一起。 如果这个家庭中有</w:t>
       </w:r>
-      <w:r>
-        <w:rPr>
-          <w:lang w:val="zh_CN" w:bidi="zh_CN"/>
-        </w:rPr>
-        <w:t>仆人</w:t>
-      </w:r>
+      <w:hyperlink r:id="rId25">
+        <w:r>
+          <w:rPr>
+            <w:lang w:val="zh_CN" w:bidi="zh_CN"/>
+          </w:rPr>
+          <w:rPr>
+            <w:color w:val="0000EE"/>
+            <w:u w:val="single"/>
+          </w:rPr>
+          <w:t>仆人</w:t>
+        </w:r>
+      </w:hyperlink>
       <w:r>
         <w:rPr>
           <w:lang w:val="zh_CN" w:bidi="zh_CN"/>
         </w:rPr>
         <w:t>或</w:t>
       </w:r>
-      <w:r>
-        <w:rPr>
-          <w:lang w:val="zh_CN" w:bidi="zh_CN"/>
-        </w:rPr>
-        <w:t>奴隶</w:t>
-      </w:r>
+      <w:hyperlink r:id="rId26">
+        <w:r>
+          <w:rPr>
+            <w:lang w:val="zh_CN" w:bidi="zh_CN"/>
+          </w:rPr>
+          <w:rPr>
+            <w:color w:val="0000EE"/>
+            <w:u w:val="single"/>
+          </w:rPr>
+          <w:t>奴隶</w:t>
+        </w:r>
+      </w:hyperlink>
       <w:r>
         <w:rPr>
           <w:lang w:val="zh_CN" w:bidi="zh_CN"/>
@@ -730,7 +862,25 @@
         <w:rPr>
           <w:lang w:val="zh_CN" w:bidi="zh_CN"/>
         </w:rPr>
-        <w:t>人们也可以使用家中的人这个词来表示一大群不住在同一座房子里的人，但他们有一些共同点。 例如，以色列人有时被称为"以色列家"。</w:t>
+        <w:t>人们也可以使用家中的人这个词来表示一大群不住在同一座房子里的人，但他们有一些共同点。 例如，以色列人有时被称为"</w:t>
+      </w:r>
+      <w:hyperlink r:id="rId17">
+        <w:r>
+          <w:rPr>
+            <w:lang w:val="zh_CN" w:bidi="zh_CN"/>
+          </w:rPr>
+          <w:rPr>
+            <w:color w:val="0000EE"/>
+            <w:u w:val="single"/>
+          </w:rPr>
+          <w:t>以色列家</w:t>
+        </w:r>
+      </w:hyperlink>
+      <w:r>
+        <w:rPr>
+          <w:lang w:val="zh_CN" w:bidi="zh_CN"/>
+        </w:rPr>
+        <w:t>"。</w:t>
       </w:r>
       <w:r>
         <w:rPr>
@@ -787,12 +937,18 @@
         </w:rPr>
         <w:t>的意思是有人假装善良，但不是真的善良。 一个告诉别人做某些事很重要，但自己不做这些事的人是一个假冒为善的人。 一个教导别人关于神的</w:t>
       </w:r>
-      <w:r>
-        <w:rPr>
-          <w:lang w:val="zh_CN" w:bidi="zh_CN"/>
-        </w:rPr>
-        <w:t>律法</w:t>
-      </w:r>
+      <w:hyperlink r:id="rId27">
+        <w:r>
+          <w:rPr>
+            <w:lang w:val="zh_CN" w:bidi="zh_CN"/>
+          </w:rPr>
+          <w:rPr>
+            <w:color w:val="0000EE"/>
+            <w:u w:val="single"/>
+          </w:rPr>
+          <w:t>律法</w:t>
+        </w:r>
+      </w:hyperlink>
       <w:r>
         <w:rPr>
           <w:lang w:val="zh_CN" w:bidi="zh_CN"/>
